--- a/game-designer/HuynhThanhNghi_GameDesigner_CV.docx
+++ b/game-designer/HuynhThanhNghi_GameDesigner_CV.docx
@@ -114,7 +114,7 @@
             <w:sz w:val="19"/>
             <w:szCs w:val="19"/>
           </w:rPr>
-          <w:t xml:space="preserve">nghihuynh0212.github.io</w:t>
+          <w:t xml:space="preserve">nghihuynh0212.github.io/game-designer</w:t>
         </w:r>
       </w:hyperlink>
       <w:r>

--- a/game-designer/HuynhThanhNghi_GameDesigner_CV.docx
+++ b/game-designer/HuynhThanhNghi_GameDesigner_CV.docx
@@ -186,75 +186,75 @@
           <w:sz w:val="20"/>
           <w:szCs w:val="20"/>
         </w:rPr>
-        <w:t xml:space="preserve">Game designer with 5+ years shipping and live-operating mobile F2P titles — mainly for the Japanese market — 10M+ combined downloads across three titles.</w:t>
-      </w:r>
-    </w:p>
-    <w:p>
-      <w:pPr>
-        <w:pStyle w:val="ListParagraph"/>
-        <w:numPr>
-          <w:ilvl w:val="0"/>
-          <w:numId w:val="2"/>
-        </w:numPr>
-        <w:spacing w:after="40"/>
-      </w:pPr>
-      <w:r>
-        <w:rPr>
-          <w:sz w:val="20"/>
-          <w:szCs w:val="20"/>
-        </w:rPr>
-        <w:t xml:space="preserve">Grew from Game Designer / Operator to Lead Game Designer &amp; Project Manager at enish.</w:t>
-      </w:r>
-    </w:p>
-    <w:p>
-      <w:pPr>
-        <w:pStyle w:val="ListParagraph"/>
-        <w:numPr>
-          <w:ilvl w:val="0"/>
-          <w:numId w:val="2"/>
-        </w:numPr>
-        <w:spacing w:after="40"/>
-      </w:pPr>
-      <w:r>
-        <w:rPr>
-          <w:sz w:val="20"/>
-          <w:szCs w:val="20"/>
-        </w:rPr>
-        <w:t xml:space="preserve">Currently leading an 8-person design team from concept through launch and live operations.</w:t>
-      </w:r>
-    </w:p>
-    <w:p>
-      <w:pPr>
-        <w:pStyle w:val="ListParagraph"/>
-        <w:numPr>
-          <w:ilvl w:val="0"/>
-          <w:numId w:val="2"/>
-        </w:numPr>
-        <w:spacing w:after="40"/>
-      </w:pPr>
-      <w:r>
-        <w:rPr>
-          <w:sz w:val="20"/>
-          <w:szCs w:val="20"/>
-        </w:rPr>
-        <w:t xml:space="preserve">Core craft: systems &amp; level design, GDD authoring, event/gacha economy design, KPI-driven live ops.</w:t>
-      </w:r>
-    </w:p>
-    <w:p>
-      <w:pPr>
-        <w:pStyle w:val="ListParagraph"/>
-        <w:numPr>
-          <w:ilvl w:val="0"/>
-          <w:numId w:val="2"/>
-        </w:numPr>
-        <w:spacing w:after="40"/>
-      </w:pPr>
-      <w:r>
-        <w:rPr>
-          <w:sz w:val="20"/>
-          <w:szCs w:val="20"/>
-        </w:rPr>
-        <w:t xml:space="preserve">Trilingual bridge between JP and VN teams — Japanese JLPT N1, English TOEIC 970.</w:t>
+        <w:t xml:space="preserve">Game designer with 5+ years shipping and live-operating mobile F2P titles — mainly for the Japanese market — 10M+ combined downloads across three titles in three genres.</w:t>
+      </w:r>
+    </w:p>
+    <w:p>
+      <w:pPr>
+        <w:pStyle w:val="ListParagraph"/>
+        <w:numPr>
+          <w:ilvl w:val="0"/>
+          <w:numId w:val="2"/>
+        </w:numPr>
+        <w:spacing w:after="40"/>
+      </w:pPr>
+      <w:r>
+        <w:rPr>
+          <w:sz w:val="20"/>
+          <w:szCs w:val="20"/>
+        </w:rPr>
+        <w:t xml:space="preserve">Grew from Game Designer / Operator to Lead Game Designer &amp; Project Manager at enish; now lead 8 designers inside a 26-person team, from concept through launch and live ops.</w:t>
+      </w:r>
+    </w:p>
+    <w:p>
+      <w:pPr>
+        <w:pStyle w:val="ListParagraph"/>
+        <w:numPr>
+          <w:ilvl w:val="0"/>
+          <w:numId w:val="2"/>
+        </w:numPr>
+        <w:spacing w:after="40"/>
+      </w:pPr>
+      <w:r>
+        <w:rPr>
+          <w:sz w:val="20"/>
+          <w:szCs w:val="20"/>
+        </w:rPr>
+        <w:t xml:space="preserve">Design decisions backed by data: D1 retention 44% → 73% after a playtest-driven training-loop redesign; D30 7% → 9–10% after a live RNG rebalance.</w:t>
+      </w:r>
+    </w:p>
+    <w:p>
+      <w:pPr>
+        <w:pStyle w:val="ListParagraph"/>
+        <w:numPr>
+          <w:ilvl w:val="0"/>
+          <w:numId w:val="2"/>
+        </w:numPr>
+        <w:spacing w:after="40"/>
+      </w:pPr>
+      <w:r>
+        <w:rPr>
+          <w:sz w:val="20"/>
+          <w:szCs w:val="20"/>
+        </w:rPr>
+        <w:t xml:space="preserve">Core craft: systems &amp; level design, GDD authoring, event/gacha economy design, KPI-driven live ops — plus AI agents that cut routine QA to under 10 min/day.</w:t>
+      </w:r>
+    </w:p>
+    <w:p>
+      <w:pPr>
+        <w:pStyle w:val="ListParagraph"/>
+        <w:numPr>
+          <w:ilvl w:val="0"/>
+          <w:numId w:val="2"/>
+        </w:numPr>
+        <w:spacing w:after="40"/>
+      </w:pPr>
+      <w:r>
+        <w:rPr>
+          <w:sz w:val="20"/>
+          <w:szCs w:val="20"/>
+        </w:rPr>
+        <w:t xml:space="preserve">Trilingual bridge between JP and VN teams and IP holders — Japanese JLPT N1, English TOEIC 970.</w:t>
       </w:r>
     </w:p>
     <w:p>
@@ -304,6 +304,7 @@
     </w:p>
     <w:p>
       <w:pPr>
+        <w:keepNext/>
         <w:spacing w:after="40"/>
       </w:pPr>
       <w:r>
@@ -314,143 +315,241 @@
           <w:sz w:val="19"/>
           <w:szCs w:val="19"/>
         </w:rPr>
-        <w:t xml:space="preserve">Yowamushi Pedal: Resonance Pedaism — training-sim / bicycle racing (anime IP, F2P) · launched 07/2026 · 90K+ downloads in first month · 4.0+ store rating</w:t>
-      </w:r>
-    </w:p>
-    <w:p>
-      <w:pPr>
-        <w:pStyle w:val="ListParagraph"/>
-        <w:numPr>
-          <w:ilvl w:val="0"/>
-          <w:numId w:val="2"/>
-        </w:numPr>
-        <w:spacing w:after="40"/>
-      </w:pPr>
-      <w:r>
-        <w:rPr>
-          <w:sz w:val="20"/>
-          <w:szCs w:val="20"/>
-        </w:rPr>
-        <w:t xml:space="preserve">Led a team of 8 game designers from development to launch and live operations; design decisions directed the output of the UI, engineering, and art teams.</w:t>
-      </w:r>
-    </w:p>
-    <w:p>
-      <w:pPr>
-        <w:pStyle w:val="ListParagraph"/>
-        <w:numPr>
-          <w:ilvl w:val="0"/>
-          <w:numId w:val="2"/>
-        </w:numPr>
-        <w:spacing w:after="40"/>
-      </w:pPr>
-      <w:r>
-        <w:rPr>
-          <w:sz w:val="20"/>
-          <w:szCs w:val="20"/>
-        </w:rPr>
-        <w:t xml:space="preserve">Planned project milestones, assigned and reviewed tasks, and mentored VN and JP designers.</w:t>
-      </w:r>
-    </w:p>
-    <w:p>
-      <w:pPr>
-        <w:pStyle w:val="ListParagraph"/>
-        <w:numPr>
-          <w:ilvl w:val="0"/>
-          <w:numId w:val="2"/>
-        </w:numPr>
-        <w:spacing w:after="40"/>
-      </w:pPr>
-      <w:r>
-        <w:rPr>
-          <w:sz w:val="20"/>
-          <w:szCs w:val="20"/>
-        </w:rPr>
-        <w:t xml:space="preserve">Owned the two key features: the training simulation and the race animation system.</w:t>
-      </w:r>
-    </w:p>
-    <w:p>
-      <w:pPr>
-        <w:pStyle w:val="ListParagraph"/>
-        <w:numPr>
-          <w:ilvl w:val="0"/>
-          <w:numId w:val="2"/>
-        </w:numPr>
-        <w:spacing w:after="40"/>
-      </w:pPr>
-      <w:r>
-        <w:rPr>
-          <w:sz w:val="20"/>
-          <w:szCs w:val="20"/>
-        </w:rPr>
-        <w:t xml:space="preserve">Drove each feature from benchmark research and GDD to UI wireframes and shipped implementation.</w:t>
-      </w:r>
-    </w:p>
-    <w:p>
-      <w:pPr>
-        <w:pStyle w:val="ListParagraph"/>
-        <w:numPr>
-          <w:ilvl w:val="0"/>
-          <w:numId w:val="2"/>
-        </w:numPr>
-        <w:spacing w:after="40"/>
-      </w:pPr>
-      <w:r>
-        <w:rPr>
-          <w:sz w:val="20"/>
-          <w:szCs w:val="20"/>
-        </w:rPr>
-        <w:t xml:space="preserve">Designed level progression for training and racing; planned IAP packs and gacha lineups — the title holds the highest paying-user ratio of any enish title shipped to date.</w:t>
-      </w:r>
-    </w:p>
-    <w:p>
-      <w:pPr>
-        <w:pStyle w:val="ListParagraph"/>
-        <w:numPr>
-          <w:ilvl w:val="0"/>
-          <w:numId w:val="2"/>
-        </w:numPr>
-        <w:spacing w:after="40"/>
-      </w:pPr>
-      <w:r>
-        <w:rPr>
-          <w:sz w:val="20"/>
-          <w:szCs w:val="20"/>
-        </w:rPr>
-        <w:t xml:space="preserve">Ran post-launch operation schedules driven by DAU/ARPPU analysis.</w:t>
-      </w:r>
-    </w:p>
-    <w:p>
-      <w:pPr>
-        <w:pStyle w:val="ListParagraph"/>
-        <w:numPr>
-          <w:ilvl w:val="0"/>
-          <w:numId w:val="2"/>
-        </w:numPr>
-        <w:spacing w:after="40"/>
-      </w:pPr>
-      <w:r>
-        <w:rPr>
-          <w:sz w:val="20"/>
-          <w:szCs w:val="20"/>
-        </w:rPr>
-        <w:t xml:space="preserve">Coordinated with IP holders and partners on promotion plans and image-rights approvals.</w:t>
-      </w:r>
-    </w:p>
-    <w:p>
-      <w:pPr>
-        <w:pStyle w:val="ListParagraph"/>
-        <w:numPr>
-          <w:ilvl w:val="0"/>
-          <w:numId w:val="2"/>
-        </w:numPr>
-        <w:spacing w:after="40"/>
-      </w:pPr>
-      <w:r>
-        <w:rPr>
-          <w:sz w:val="20"/>
-          <w:szCs w:val="20"/>
-        </w:rPr>
-        <w:t xml:space="preserve">Built internal AI tools (daily bug-check, master-data entry) that sped up the team and cut QA risk.</w:t>
+        <w:t xml:space="preserve">Yowamushi Pedal: Resonance Pedaism — training sim / bicycle racing (anime IP, F2P) · launched 07/2026 · 90K+ downloads in first month · 4.0+ store rating</w:t>
+      </w:r>
+    </w:p>
+    <w:p>
+      <w:pPr>
+        <w:pStyle w:val="ListParagraph"/>
+        <w:numPr>
+          <w:ilvl w:val="0"/>
+          <w:numId w:val="2"/>
+        </w:numPr>
+        <w:spacing w:after="40"/>
+      </w:pPr>
+      <w:r>
+        <w:rPr>
+          <w:b/>
+          <w:bCs/>
+          <w:sz w:val="20"/>
+          <w:szCs w:val="20"/>
+        </w:rPr>
+        <w:t xml:space="preserve">Team: </w:t>
+      </w:r>
+      <w:r>
+        <w:rPr>
+          <w:sz w:val="20"/>
+          <w:szCs w:val="20"/>
+        </w:rPr>
+        <w:t xml:space="preserve">Led 8 game designers within a 26-person team (plus outsourced partners) from concept to launch and live operations; design decisions directed the output of the UI, engineering and art teams.</w:t>
+      </w:r>
+    </w:p>
+    <w:p>
+      <w:pPr>
+        <w:pStyle w:val="ListParagraph"/>
+        <w:numPr>
+          <w:ilvl w:val="0"/>
+          <w:numId w:val="2"/>
+        </w:numPr>
+        <w:spacing w:after="40"/>
+      </w:pPr>
+      <w:r>
+        <w:rPr>
+          <w:b/>
+          <w:bCs/>
+          <w:sz w:val="20"/>
+          <w:szCs w:val="20"/>
+        </w:rPr>
+        <w:t xml:space="preserve">Production: </w:t>
+      </w:r>
+      <w:r>
+        <w:rPr>
+          <w:sz w:val="20"/>
+          <w:szCs w:val="20"/>
+        </w:rPr>
+        <w:t xml:space="preserve">Planned milestones and sprints; ran sprint planning, daily stand-ups and sprint retros; assigned and reviewed tasks; mentored VN and JP designers.</w:t>
+      </w:r>
+    </w:p>
+    <w:p>
+      <w:pPr>
+        <w:pStyle w:val="ListParagraph"/>
+        <w:numPr>
+          <w:ilvl w:val="0"/>
+          <w:numId w:val="2"/>
+        </w:numPr>
+        <w:spacing w:after="40"/>
+      </w:pPr>
+      <w:r>
+        <w:rPr>
+          <w:b/>
+          <w:bCs/>
+          <w:sz w:val="20"/>
+          <w:szCs w:val="20"/>
+        </w:rPr>
+        <w:t xml:space="preserve">Core features: </w:t>
+      </w:r>
+      <w:r>
+        <w:rPr>
+          <w:sz w:val="20"/>
+          <w:szCs w:val="20"/>
+        </w:rPr>
+        <w:t xml:space="preserve">Owned the training simulation and race system from benchmark research (Uma Musume: Pretty Derby, Blue Lock: Project World Champion) and GDD to UI wireframes and shipped build; added new mechanics after test plays so the game stood apart from its benchmarks.</w:t>
+      </w:r>
+    </w:p>
+    <w:p>
+      <w:pPr>
+        <w:pStyle w:val="ListParagraph"/>
+        <w:numPr>
+          <w:ilvl w:val="0"/>
+          <w:numId w:val="2"/>
+        </w:numPr>
+        <w:spacing w:after="40"/>
+      </w:pPr>
+      <w:r>
+        <w:rPr>
+          <w:b/>
+          <w:bCs/>
+          <w:sz w:val="20"/>
+          <w:szCs w:val="20"/>
+        </w:rPr>
+        <w:t xml:space="preserve">Playtest-driven redesign: </w:t>
+      </w:r>
+      <w:r>
+        <w:rPr>
+          <w:sz w:val="20"/>
+          <w:szCs w:val="20"/>
+        </w:rPr>
+        <w:t xml:space="preserve">Cut the training cycle by two-thirds between test plays so players reached progression and new content faster — D1 retention rose from 44% to 73%.</w:t>
+      </w:r>
+    </w:p>
+    <w:p>
+      <w:pPr>
+        <w:pStyle w:val="ListParagraph"/>
+        <w:numPr>
+          <w:ilvl w:val="0"/>
+          <w:numId w:val="2"/>
+        </w:numPr>
+        <w:spacing w:after="40"/>
+      </w:pPr>
+      <w:r>
+        <w:rPr>
+          <w:b/>
+          <w:bCs/>
+          <w:sz w:val="20"/>
+          <w:szCs w:val="20"/>
+        </w:rPr>
+        <w:t xml:space="preserve">Balance fix: </w:t>
+      </w:r>
+      <w:r>
+        <w:rPr>
+          <w:sz w:val="20"/>
+          <w:szCs w:val="20"/>
+        </w:rPr>
+        <w:t xml:space="preserve">Traced D30 retention (7% vs. a 10–15% target) to late-game RNG that made training and purchases feel meaningless; rebalanced RNG to matter most in evenly matched races and fade as the power gap grows, backed by win-back campaigns — D30 rose to 9–10%.</w:t>
+      </w:r>
+    </w:p>
+    <w:p>
+      <w:pPr>
+        <w:pStyle w:val="ListParagraph"/>
+        <w:numPr>
+          <w:ilvl w:val="0"/>
+          <w:numId w:val="2"/>
+        </w:numPr>
+        <w:spacing w:after="40"/>
+      </w:pPr>
+      <w:r>
+        <w:rPr>
+          <w:b/>
+          <w:bCs/>
+          <w:sz w:val="20"/>
+          <w:szCs w:val="20"/>
+        </w:rPr>
+        <w:t xml:space="preserve">Content pacing: </w:t>
+      </w:r>
+      <w:r>
+        <w:rPr>
+          <w:sz w:val="20"/>
+          <w:szCs w:val="20"/>
+        </w:rPr>
+        <w:t xml:space="preserve">Sequenced content so players explore PvE and PvP first and Guild-vs-Guild follows two weeks after launch — kept the launch on track and matched how competitors pace players into competition.</w:t>
+      </w:r>
+    </w:p>
+    <w:p>
+      <w:pPr>
+        <w:pStyle w:val="ListParagraph"/>
+        <w:numPr>
+          <w:ilvl w:val="0"/>
+          <w:numId w:val="2"/>
+        </w:numPr>
+        <w:spacing w:after="40"/>
+      </w:pPr>
+      <w:r>
+        <w:rPr>
+          <w:b/>
+          <w:bCs/>
+          <w:sz w:val="20"/>
+          <w:szCs w:val="20"/>
+        </w:rPr>
+        <w:t xml:space="preserve">Economy: </w:t>
+      </w:r>
+      <w:r>
+        <w:rPr>
+          <w:sz w:val="20"/>
+          <w:szCs w:val="20"/>
+        </w:rPr>
+        <w:t xml:space="preserve">Designed training and race level progression; planned IAP packs and gacha lineups — the title holds the highest paying-user ratio of any enish title to date.</w:t>
+      </w:r>
+    </w:p>
+    <w:p>
+      <w:pPr>
+        <w:pStyle w:val="ListParagraph"/>
+        <w:numPr>
+          <w:ilvl w:val="0"/>
+          <w:numId w:val="2"/>
+        </w:numPr>
+        <w:spacing w:after="40"/>
+      </w:pPr>
+      <w:r>
+        <w:rPr>
+          <w:b/>
+          <w:bCs/>
+          <w:sz w:val="20"/>
+          <w:szCs w:val="20"/>
+        </w:rPr>
+        <w:t xml:space="preserve">IP &amp; art quality: </w:t>
+      </w:r>
+      <w:r>
+        <w:rPr>
+          <w:sz w:val="20"/>
+          <w:szCs w:val="20"/>
+        </w:rPr>
+        <w:t xml:space="preserve">Wrote the gacha illustration quality standard used with the IP holder, turning vague art feedback into review criteria; handled promotion and image-rights approvals.</w:t>
+      </w:r>
+    </w:p>
+    <w:p>
+      <w:pPr>
+        <w:pStyle w:val="ListParagraph"/>
+        <w:numPr>
+          <w:ilvl w:val="0"/>
+          <w:numId w:val="2"/>
+        </w:numPr>
+        <w:spacing w:after="40"/>
+      </w:pPr>
+      <w:r>
+        <w:rPr>
+          <w:b/>
+          <w:bCs/>
+          <w:sz w:val="20"/>
+          <w:szCs w:val="20"/>
+        </w:rPr>
+        <w:t xml:space="preserve">AI tools: </w:t>
+      </w:r>
+      <w:r>
+        <w:rPr>
+          <w:sz w:val="20"/>
+          <w:szCs w:val="20"/>
+        </w:rPr>
+        <w:t xml:space="preserve">Built AI agents for daily bug-checks on master data and code (routine QA check now under 10 min/day), master-data entry from level-design docs (zero doc-to-data mismatches), and consistent GDD formatting, doc review and reports.</w:t>
       </w:r>
     </w:p>
     <w:p>
@@ -481,6 +580,7 @@
     </w:p>
     <w:p>
       <w:pPr>
+        <w:keepNext/>
         <w:spacing w:after="40"/>
       </w:pPr>
       <w:r>
@@ -525,24 +625,24 @@
           <w:sz w:val="20"/>
           <w:szCs w:val="20"/>
         </w:rPr>
-        <w:t xml:space="preserve">Owned PvP and GvG end-to-end: GDD, development follow-through, launch, and post-launch tuning; ranked seasons have run continuously since 12/2024.</w:t>
-      </w:r>
-    </w:p>
-    <w:p>
-      <w:pPr>
-        <w:pStyle w:val="ListParagraph"/>
-        <w:numPr>
-          <w:ilvl w:val="0"/>
-          <w:numId w:val="2"/>
-        </w:numPr>
-        <w:spacing w:after="40"/>
-      </w:pPr>
-      <w:r>
-        <w:rPr>
-          <w:sz w:val="20"/>
-          <w:szCs w:val="20"/>
-        </w:rPr>
-        <w:t xml:space="preserve">Designed 60+ stages (32 main-story, 12 daily, gold-farming, PvP and GvG arenas), plus monsters, bosses, and character skills from concept to balancing.</w:t>
+        <w:t xml:space="preserve">Owned the competitive modes (ranked PvP and GvG) end-to-end: GDD, development follow-through, launch and post-launch tuning; ranked seasons have run continuously since 12/2024.</w:t>
+      </w:r>
+    </w:p>
+    <w:p>
+      <w:pPr>
+        <w:pStyle w:val="ListParagraph"/>
+        <w:numPr>
+          <w:ilvl w:val="0"/>
+          <w:numId w:val="2"/>
+        </w:numPr>
+        <w:spacing w:after="40"/>
+      </w:pPr>
+      <w:r>
+        <w:rPr>
+          <w:sz w:val="20"/>
+          <w:szCs w:val="20"/>
+        </w:rPr>
+        <w:t xml:space="preserve">Designed 60+ stages (32 main-story, 12 daily, gold-farming, PvP and GvG arenas), plus monsters, bosses and character skills from concept to balancing — all shipped on schedule, with the art, sound and voice orders for each placed and managed by me.</w:t>
       </w:r>
     </w:p>
     <w:p>
@@ -581,6 +681,7 @@
     </w:p>
     <w:p>
       <w:pPr>
+        <w:keepNext/>
         <w:spacing w:after="40"/>
       </w:pPr>
       <w:r>
@@ -608,58 +709,58 @@
           <w:sz w:val="20"/>
           <w:szCs w:val="20"/>
         </w:rPr>
-        <w:t xml:space="preserve">Led the 4-person Vietnam team running live ops: event puzzles, gacha, campaigns, SNS, and push notifications.</w:t>
-      </w:r>
-    </w:p>
-    <w:p>
-      <w:pPr>
-        <w:pStyle w:val="ListParagraph"/>
-        <w:numPr>
-          <w:ilvl w:val="0"/>
-          <w:numId w:val="2"/>
-        </w:numPr>
-        <w:spacing w:after="40"/>
-      </w:pPr>
-      <w:r>
-        <w:rPr>
-          <w:sz w:val="20"/>
-          <w:szCs w:val="20"/>
-        </w:rPr>
-        <w:t xml:space="preserve">Shipped an event every two weeks and a major campaign with a new or improved feature every quarter — idea to master data to release; wrote official release notes in Japanese.</w:t>
-      </w:r>
-    </w:p>
-    <w:p>
-      <w:pPr>
-        <w:pStyle w:val="ListParagraph"/>
-        <w:numPr>
-          <w:ilvl w:val="0"/>
-          <w:numId w:val="2"/>
-        </w:numPr>
-        <w:spacing w:after="40"/>
-      </w:pPr>
-      <w:r>
-        <w:rPr>
-          <w:sz w:val="20"/>
-          <w:szCs w:val="20"/>
-        </w:rPr>
-        <w:t xml:space="preserve">Designed event puzzle levels and iterated on them with live KPI data (DAU, ARPPU).</w:t>
-      </w:r>
-    </w:p>
-    <w:p>
-      <w:pPr>
-        <w:pStyle w:val="ListParagraph"/>
-        <w:numPr>
-          <w:ilvl w:val="0"/>
-          <w:numId w:val="2"/>
-        </w:numPr>
-        <w:spacing w:after="40"/>
-      </w:pPr>
-      <w:r>
-        <w:rPr>
-          <w:sz w:val="20"/>
-          <w:szCs w:val="20"/>
-        </w:rPr>
-        <w:t xml:space="preserve">Shipped UI/UX improvements from competitive reference and wireframes through to release.</w:t>
+        <w:t xml:space="preserve">Led the 4-person Vietnam team running live ops: event puzzles, gacha, campaigns, SNS and push notifications.</w:t>
+      </w:r>
+    </w:p>
+    <w:p>
+      <w:pPr>
+        <w:pStyle w:val="ListParagraph"/>
+        <w:numPr>
+          <w:ilvl w:val="0"/>
+          <w:numId w:val="2"/>
+        </w:numPr>
+        <w:spacing w:after="40"/>
+      </w:pPr>
+      <w:r>
+        <w:rPr>
+          <w:sz w:val="20"/>
+          <w:szCs w:val="20"/>
+        </w:rPr>
+        <w:t xml:space="preserve">Shipped an event every two weeks and a major campaign with a new or improved feature every quarter for 13 months with no missed release dates — idea to master data to release; wrote official release notes in Japanese.</w:t>
+      </w:r>
+    </w:p>
+    <w:p>
+      <w:pPr>
+        <w:pStyle w:val="ListParagraph"/>
+        <w:numPr>
+          <w:ilvl w:val="0"/>
+          <w:numId w:val="2"/>
+        </w:numPr>
+        <w:spacing w:after="40"/>
+      </w:pPr>
+      <w:r>
+        <w:rPr>
+          <w:sz w:val="20"/>
+          <w:szCs w:val="20"/>
+        </w:rPr>
+        <w:t xml:space="preserve">Designed event puzzle levels and set difficulty from live data (clear rate, completion, DAU, ARPPU).</w:t>
+      </w:r>
+    </w:p>
+    <w:p>
+      <w:pPr>
+        <w:pStyle w:val="ListParagraph"/>
+        <w:numPr>
+          <w:ilvl w:val="0"/>
+          <w:numId w:val="2"/>
+        </w:numPr>
+        <w:spacing w:after="40"/>
+      </w:pPr>
+      <w:r>
+        <w:rPr>
+          <w:sz w:val="20"/>
+          <w:szCs w:val="20"/>
+        </w:rPr>
+        <w:t xml:space="preserve">Shipped UI/UX improvements from competitive reference and wireframes through to release; worked on the "Cooking Raiha" idle-cooking system, which drew a strong positive player reaction on social media.</w:t>
       </w:r>
     </w:p>
     <w:p>
@@ -721,7 +822,7 @@
           <w:sz w:val="20"/>
           <w:szCs w:val="20"/>
         </w:rPr>
-        <w:t xml:space="preserve">2-person team (design + engineering): defined core gameplay, art direction, and story; designed stages, monster behavior, player controls, and lighting from prototype to release.</w:t>
+        <w:t xml:space="preserve">2-person team (design + engineering): defined core gameplay, art direction and story; designed stages, monster behavior, player controls and lighting from prototype to release.</w:t>
       </w:r>
     </w:p>
     <w:p>
@@ -764,7 +865,7 @@
           <w:sz w:val="20"/>
           <w:szCs w:val="20"/>
         </w:rPr>
-        <w:t xml:space="preserve">Solo rapid-prototyping exercise built in 4 hours: defined the core gameplay concept, design pillars, art direction, and story background, then assembled a playable prototype using Unity assets and AI-assisted workflows.</w:t>
+        <w:t xml:space="preserve">Solo rapid-prototyping exercise built in 4 hours: defined the core gameplay concept, design pillars, art direction and story background, then assembled a playable prototype using Unity assets and AI-assisted workflows.</w:t>
       </w:r>
     </w:p>
     <w:p>
@@ -809,7 +910,7 @@
           <w:sz w:val="20"/>
           <w:szCs w:val="20"/>
         </w:rPr>
-        <w:t xml:space="preserve">GDD authoring · systems &amp; combat design · level &amp; puzzle design · gacha/IAP economy · UI wireframing</w:t>
+        <w:t xml:space="preserve">GDD authoring · systems &amp; combat design · level &amp; puzzle design · gacha/IAP economy · UI wireframing · playtest iteration</w:t>
       </w:r>
     </w:p>
     <w:p>
@@ -835,7 +936,7 @@
           <w:sz w:val="20"/>
           <w:szCs w:val="20"/>
         </w:rPr>
-        <w:t xml:space="preserve">KPI analysis (DAU, ARPPU, retention) · event planning · operation calendars · master data</w:t>
+        <w:t xml:space="preserve">KPI analysis (DAU, ARPPU, D1/D7/D30 retention) · event planning · operation calendars · master data</w:t>
       </w:r>
     </w:p>
     <w:p>
@@ -861,7 +962,7 @@
           <w:sz w:val="20"/>
           <w:szCs w:val="20"/>
         </w:rPr>
-        <w:t xml:space="preserve">milestone planning · task assignment &amp; review · cross-team coordination · mentoring · IP holder liaison</w:t>
+        <w:t xml:space="preserve">milestone &amp; sprint planning · stand-ups &amp; retros · task assignment &amp; review · cross-team coordination · mentoring · IP holder liaison</w:t>
       </w:r>
     </w:p>
     <w:p>
@@ -887,7 +988,7 @@
           <w:sz w:val="20"/>
           <w:szCs w:val="20"/>
         </w:rPr>
-        <w:t xml:space="preserve">Figma · Unity · Redmine · Excel · internal AI tool building (bug-check, data management)</w:t>
+        <w:t xml:space="preserve">Figma · Unity · Redmine · Google Sheets · Cacoo · Excel · AI agents for QA, master data and documentation</w:t>
       </w:r>
     </w:p>
     <w:p>
@@ -914,6 +1015,77 @@
           <w:szCs w:val="20"/>
         </w:rPr>
         <w:t xml:space="preserve">Vietnamese (native) · Japanese (JLPT N1) · English (TOEIC 970) · trilingual interpretation</w:t>
+      </w:r>
+    </w:p>
+    <w:p>
+      <w:pPr>
+        <w:pBdr>
+          <w:bottom w:val="single" w:color="1A2238" w:sz="6"/>
+        </w:pBdr>
+        <w:spacing w:after="80" w:before="220"/>
+      </w:pPr>
+      <w:r>
+        <w:rPr>
+          <w:b/>
+          <w:bCs/>
+          <w:color w:val="1A2238"/>
+          <w:spacing w:val="20"/>
+          <w:sz w:val="22"/>
+          <w:szCs w:val="22"/>
+        </w:rPr>
+        <w:t xml:space="preserve">GAMES I PLAY</w:t>
+      </w:r>
+    </w:p>
+    <w:p>
+      <w:pPr>
+        <w:pStyle w:val="ListParagraph"/>
+        <w:numPr>
+          <w:ilvl w:val="0"/>
+          <w:numId w:val="2"/>
+        </w:numPr>
+        <w:spacing w:after="40"/>
+      </w:pPr>
+      <w:r>
+        <w:rPr>
+          <w:b/>
+          <w:bCs/>
+          <w:sz w:val="20"/>
+          <w:szCs w:val="20"/>
+        </w:rPr>
+        <w:t xml:space="preserve">Know deepest: </w:t>
+      </w:r>
+      <w:r>
+        <w:rPr>
+          <w:sz w:val="20"/>
+          <w:szCs w:val="20"/>
+        </w:rPr>
+        <w:t xml:space="preserve">Umamusume: Pretty Derby (348 hrs on Steam) · Blue Lock: Project World Champion · Dark War Survival · Arena of Valor</w:t>
+      </w:r>
+    </w:p>
+    <w:p>
+      <w:pPr>
+        <w:pStyle w:val="ListParagraph"/>
+        <w:numPr>
+          <w:ilvl w:val="0"/>
+          <w:numId w:val="2"/>
+        </w:numPr>
+        <w:spacing w:after="40"/>
+      </w:pPr>
+      <w:r>
+        <w:rPr>
+          <w:b/>
+          <w:bCs/>
+          <w:sz w:val="20"/>
+          <w:szCs w:val="20"/>
+        </w:rPr>
+        <w:t xml:space="preserve">Also play: </w:t>
+      </w:r>
+      <w:r>
+        <w:rPr>
+          <w:sz w:val="20"/>
+          <w:szCs w:val="20"/>
+        </w:rPr>
+        <w:t xml:space="preserve">Cult of the Lamb · Sea of Stars · Little Nightmares I &amp; II · God of War · The Last of Us · Horizon · Summoners War · Brawlhalla — gacha, strategy, MOBA, roguelite, RPG, puzzle-horror and action-adventure.</w:t>
       </w:r>
     </w:p>
     <w:p>

--- a/game-designer/HuynhThanhNghi_GameDesigner_CV.docx
+++ b/game-designer/HuynhThanhNghi_GameDesigner_CV.docx
@@ -797,7 +797,7 @@
           <w:sz w:val="21"/>
           <w:szCs w:val="21"/>
         </w:rPr>
-        <w:t xml:space="preserve">Latte Night — 2D game, published on itch.io</w:t>
+        <w:t xml:space="preserve">Latte Night — 3D game, published on itch.io</w:t>
       </w:r>
       <w:r>
         <w:rPr>
@@ -840,7 +840,7 @@
           <w:sz w:val="21"/>
           <w:szCs w:val="21"/>
         </w:rPr>
-        <w:t xml:space="preserve">Light Escape — 2D prototype, Unity (solo)</w:t>
+        <w:t xml:space="preserve">Light Escape — 3D prototype, Unity (solo)</w:t>
       </w:r>
       <w:r>
         <w:rPr>

--- a/game-designer/HuynhThanhNghi_GameDesigner_CV.docx
+++ b/game-designer/HuynhThanhNghi_GameDesigner_CV.docx
@@ -203,41 +203,41 @@
           <w:sz w:val="20"/>
           <w:szCs w:val="20"/>
         </w:rPr>
-        <w:t xml:space="preserve">Grew from Game Designer / Operator to Lead Game Designer &amp; Project Manager at enish; now lead 8 designers inside a 26-person team, from concept through launch and live ops.</w:t>
-      </w:r>
-    </w:p>
-    <w:p>
-      <w:pPr>
-        <w:pStyle w:val="ListParagraph"/>
-        <w:numPr>
-          <w:ilvl w:val="0"/>
-          <w:numId w:val="2"/>
-        </w:numPr>
-        <w:spacing w:after="40"/>
-      </w:pPr>
-      <w:r>
-        <w:rPr>
-          <w:sz w:val="20"/>
-          <w:szCs w:val="20"/>
-        </w:rPr>
-        <w:t xml:space="preserve">Design decisions backed by data: D1 retention 44% → 73% after a playtest-driven training-loop redesign; D30 7% → 9–10% after a live RNG rebalance.</w:t>
-      </w:r>
-    </w:p>
-    <w:p>
-      <w:pPr>
-        <w:pStyle w:val="ListParagraph"/>
-        <w:numPr>
-          <w:ilvl w:val="0"/>
-          <w:numId w:val="2"/>
-        </w:numPr>
-        <w:spacing w:after="40"/>
-      </w:pPr>
-      <w:r>
-        <w:rPr>
-          <w:sz w:val="20"/>
-          <w:szCs w:val="20"/>
-        </w:rPr>
-        <w:t xml:space="preserve">Core craft: systems &amp; level design, GDD authoring, event/gacha economy design, KPI-driven live ops — plus AI agents that cut routine QA to under 10 min/day.</w:t>
+        <w:t xml:space="preserve">Grew from Game Designer / Operator to Lead Game Designer &amp; Project Manager at enish, leading 8 designers from concept through launch and live ops.</w:t>
+      </w:r>
+    </w:p>
+    <w:p>
+      <w:pPr>
+        <w:pStyle w:val="ListParagraph"/>
+        <w:numPr>
+          <w:ilvl w:val="0"/>
+          <w:numId w:val="2"/>
+        </w:numPr>
+        <w:spacing w:after="40"/>
+      </w:pPr>
+      <w:r>
+        <w:rPr>
+          <w:sz w:val="20"/>
+          <w:szCs w:val="20"/>
+        </w:rPr>
+        <w:t xml:space="preserve">Core craft: systems &amp; level design, GDD authoring, event/gacha economy design, and KPI-driven live ops.</w:t>
+      </w:r>
+    </w:p>
+    <w:p>
+      <w:pPr>
+        <w:pStyle w:val="ListParagraph"/>
+        <w:numPr>
+          <w:ilvl w:val="0"/>
+          <w:numId w:val="2"/>
+        </w:numPr>
+        <w:spacing w:after="40"/>
+      </w:pPr>
+      <w:r>
+        <w:rPr>
+          <w:sz w:val="20"/>
+          <w:szCs w:val="20"/>
+        </w:rPr>
+        <w:t xml:space="preserve">Design changes backed by data — e.g. D1 retention 44% → 73% after a playtest-driven redesign.</w:t>
       </w:r>
     </w:p>
     <w:p>
@@ -341,33 +341,7 @@
           <w:sz w:val="20"/>
           <w:szCs w:val="20"/>
         </w:rPr>
-        <w:t xml:space="preserve">Led 8 game designers within a 26-person team (plus outsourced partners) from concept to launch and live operations; design decisions directed the output of the UI, engineering and art teams.</w:t>
-      </w:r>
-    </w:p>
-    <w:p>
-      <w:pPr>
-        <w:pStyle w:val="ListParagraph"/>
-        <w:numPr>
-          <w:ilvl w:val="0"/>
-          <w:numId w:val="2"/>
-        </w:numPr>
-        <w:spacing w:after="40"/>
-      </w:pPr>
-      <w:r>
-        <w:rPr>
-          <w:b/>
-          <w:bCs/>
-          <w:sz w:val="20"/>
-          <w:szCs w:val="20"/>
-        </w:rPr>
-        <w:t xml:space="preserve">Production: </w:t>
-      </w:r>
-      <w:r>
-        <w:rPr>
-          <w:sz w:val="20"/>
-          <w:szCs w:val="20"/>
-        </w:rPr>
-        <w:t xml:space="preserve">Planned milestones and sprints; ran sprint planning, daily stand-ups and sprint retros; assigned and reviewed tasks; mentored VN and JP designers.</w:t>
+        <w:t xml:space="preserve">Led 8 designers in a 26-person team from concept to live ops, with sprint planning, stand-ups and retros.</w:t>
       </w:r>
     </w:p>
     <w:p>
@@ -393,85 +367,33 @@
           <w:sz w:val="20"/>
           <w:szCs w:val="20"/>
         </w:rPr>
-        <w:t xml:space="preserve">Owned the training simulation and race system from benchmark research (Uma Musume: Pretty Derby, Blue Lock: Project World Champion) and GDD to UI wireframes and shipped build; added new mechanics after test plays so the game stood apart from its benchmarks.</w:t>
-      </w:r>
-    </w:p>
-    <w:p>
-      <w:pPr>
-        <w:pStyle w:val="ListParagraph"/>
-        <w:numPr>
-          <w:ilvl w:val="0"/>
-          <w:numId w:val="2"/>
-        </w:numPr>
-        <w:spacing w:after="40"/>
-      </w:pPr>
-      <w:r>
-        <w:rPr>
-          <w:b/>
-          <w:bCs/>
-          <w:sz w:val="20"/>
-          <w:szCs w:val="20"/>
-        </w:rPr>
-        <w:t xml:space="preserve">Playtest-driven redesign: </w:t>
-      </w:r>
-      <w:r>
-        <w:rPr>
-          <w:sz w:val="20"/>
-          <w:szCs w:val="20"/>
-        </w:rPr>
-        <w:t xml:space="preserve">Cut the training cycle by two-thirds between test plays so players reached progression and new content faster — D1 retention rose from 44% to 73%.</w:t>
-      </w:r>
-    </w:p>
-    <w:p>
-      <w:pPr>
-        <w:pStyle w:val="ListParagraph"/>
-        <w:numPr>
-          <w:ilvl w:val="0"/>
-          <w:numId w:val="2"/>
-        </w:numPr>
-        <w:spacing w:after="40"/>
-      </w:pPr>
-      <w:r>
-        <w:rPr>
-          <w:b/>
-          <w:bCs/>
-          <w:sz w:val="20"/>
-          <w:szCs w:val="20"/>
-        </w:rPr>
-        <w:t xml:space="preserve">Balance fix: </w:t>
-      </w:r>
-      <w:r>
-        <w:rPr>
-          <w:sz w:val="20"/>
-          <w:szCs w:val="20"/>
-        </w:rPr>
-        <w:t xml:space="preserve">Traced D30 retention (7% vs. a 10–15% target) to late-game RNG that made training and purchases feel meaningless; rebalanced RNG to matter most in evenly matched races and fade as the power gap grows, backed by win-back campaigns — D30 rose to 9–10%.</w:t>
-      </w:r>
-    </w:p>
-    <w:p>
-      <w:pPr>
-        <w:pStyle w:val="ListParagraph"/>
-        <w:numPr>
-          <w:ilvl w:val="0"/>
-          <w:numId w:val="2"/>
-        </w:numPr>
-        <w:spacing w:after="40"/>
-      </w:pPr>
-      <w:r>
-        <w:rPr>
-          <w:b/>
-          <w:bCs/>
-          <w:sz w:val="20"/>
-          <w:szCs w:val="20"/>
-        </w:rPr>
-        <w:t xml:space="preserve">Content pacing: </w:t>
-      </w:r>
-      <w:r>
-        <w:rPr>
-          <w:sz w:val="20"/>
-          <w:szCs w:val="20"/>
-        </w:rPr>
-        <w:t xml:space="preserve">Sequenced content so players explore PvE and PvP first and Guild-vs-Guild follows two weeks after launch — kept the launch on track and matched how competitors pace players into competition.</w:t>
+        <w:t xml:space="preserve">Owned the training simulation and race system from benchmark research and GDD to wireframes and shipped build.</w:t>
+      </w:r>
+    </w:p>
+    <w:p>
+      <w:pPr>
+        <w:pStyle w:val="ListParagraph"/>
+        <w:numPr>
+          <w:ilvl w:val="0"/>
+          <w:numId w:val="2"/>
+        </w:numPr>
+        <w:spacing w:after="40"/>
+      </w:pPr>
+      <w:r>
+        <w:rPr>
+          <w:b/>
+          <w:bCs/>
+          <w:sz w:val="20"/>
+          <w:szCs w:val="20"/>
+        </w:rPr>
+        <w:t xml:space="preserve">Data-driven iteration: </w:t>
+      </w:r>
+      <w:r>
+        <w:rPr>
+          <w:sz w:val="20"/>
+          <w:szCs w:val="20"/>
+        </w:rPr>
+        <w:t xml:space="preserve">Tuned the core loop from playtests and live data — D1 44% → 73%, D30 7% → 9–10%.</w:t>
       </w:r>
     </w:p>
     <w:p>
@@ -497,59 +419,33 @@
           <w:sz w:val="20"/>
           <w:szCs w:val="20"/>
         </w:rPr>
-        <w:t xml:space="preserve">Designed training and race level progression; planned IAP packs and gacha lineups — the title holds the highest paying-user ratio of any enish title to date.</w:t>
-      </w:r>
-    </w:p>
-    <w:p>
-      <w:pPr>
-        <w:pStyle w:val="ListParagraph"/>
-        <w:numPr>
-          <w:ilvl w:val="0"/>
-          <w:numId w:val="2"/>
-        </w:numPr>
-        <w:spacing w:after="40"/>
-      </w:pPr>
-      <w:r>
-        <w:rPr>
-          <w:b/>
-          <w:bCs/>
-          <w:sz w:val="20"/>
-          <w:szCs w:val="20"/>
-        </w:rPr>
-        <w:t xml:space="preserve">IP &amp; art quality: </w:t>
-      </w:r>
-      <w:r>
-        <w:rPr>
-          <w:sz w:val="20"/>
-          <w:szCs w:val="20"/>
-        </w:rPr>
-        <w:t xml:space="preserve">Wrote the gacha illustration quality standard used with the IP holder, turning vague art feedback into review criteria; handled promotion and image-rights approvals.</w:t>
-      </w:r>
-    </w:p>
-    <w:p>
-      <w:pPr>
-        <w:pStyle w:val="ListParagraph"/>
-        <w:numPr>
-          <w:ilvl w:val="0"/>
-          <w:numId w:val="2"/>
-        </w:numPr>
-        <w:spacing w:after="40"/>
-      </w:pPr>
-      <w:r>
-        <w:rPr>
-          <w:b/>
-          <w:bCs/>
-          <w:sz w:val="20"/>
-          <w:szCs w:val="20"/>
-        </w:rPr>
-        <w:t xml:space="preserve">AI tools: </w:t>
-      </w:r>
-      <w:r>
-        <w:rPr>
-          <w:sz w:val="20"/>
-          <w:szCs w:val="20"/>
-        </w:rPr>
-        <w:t xml:space="preserve">Built AI agents for daily bug-checks on master data and code (routine QA check now under 10 min/day), master-data entry from level-design docs (zero doc-to-data mismatches), and consistent GDD formatting, doc review and reports.</w:t>
+        <w:t xml:space="preserve">Designed level progression, IAP packs and gacha lineups — the title holds the highest paying-user ratio of any enish title.</w:t>
+      </w:r>
+    </w:p>
+    <w:p>
+      <w:pPr>
+        <w:pStyle w:val="ListParagraph"/>
+        <w:numPr>
+          <w:ilvl w:val="0"/>
+          <w:numId w:val="2"/>
+        </w:numPr>
+        <w:spacing w:after="40"/>
+      </w:pPr>
+      <w:r>
+        <w:rPr>
+          <w:b/>
+          <w:bCs/>
+          <w:sz w:val="20"/>
+          <w:szCs w:val="20"/>
+        </w:rPr>
+        <w:t xml:space="preserve">Quality &amp; tools: </w:t>
+      </w:r>
+      <w:r>
+        <w:rPr>
+          <w:sz w:val="20"/>
+          <w:szCs w:val="20"/>
+        </w:rPr>
+        <w:t xml:space="preserve">Wrote the gacha art quality standard with the IP holder; built AI tools for QA and master data.</w:t>
       </w:r>
     </w:p>
     <w:p>
@@ -608,75 +504,41 @@
           <w:sz w:val="20"/>
           <w:szCs w:val="20"/>
         </w:rPr>
-        <w:t xml:space="preserve">Led the in-game (battle) team and new-feature development for the project.</w:t>
-      </w:r>
-    </w:p>
-    <w:p>
-      <w:pPr>
-        <w:pStyle w:val="ListParagraph"/>
-        <w:numPr>
-          <w:ilvl w:val="0"/>
-          <w:numId w:val="2"/>
-        </w:numPr>
-        <w:spacing w:after="40"/>
-      </w:pPr>
-      <w:r>
-        <w:rPr>
-          <w:sz w:val="20"/>
-          <w:szCs w:val="20"/>
-        </w:rPr>
-        <w:t xml:space="preserve">Owned the competitive modes (ranked PvP and GvG) end-to-end: GDD, development follow-through, launch and post-launch tuning; ranked seasons have run continuously since 12/2024.</w:t>
-      </w:r>
-    </w:p>
-    <w:p>
-      <w:pPr>
-        <w:pStyle w:val="ListParagraph"/>
-        <w:numPr>
-          <w:ilvl w:val="0"/>
-          <w:numId w:val="2"/>
-        </w:numPr>
-        <w:spacing w:after="40"/>
-      </w:pPr>
-      <w:r>
-        <w:rPr>
-          <w:sz w:val="20"/>
-          <w:szCs w:val="20"/>
-        </w:rPr>
-        <w:t xml:space="preserve">Designed 60+ stages (32 main-story, 12 daily, gold-farming, PvP and GvG arenas), plus monsters, bosses and character skills from concept to balancing — all shipped on schedule, with the art, sound and voice orders for each placed and managed by me.</w:t>
-      </w:r>
-    </w:p>
-    <w:p>
-      <w:pPr>
-        <w:pStyle w:val="ListParagraph"/>
-        <w:numPr>
-          <w:ilvl w:val="0"/>
-          <w:numId w:val="2"/>
-        </w:numPr>
-        <w:spacing w:after="40"/>
-      </w:pPr>
-      <w:r>
-        <w:rPr>
-          <w:sz w:val="20"/>
-          <w:szCs w:val="20"/>
-        </w:rPr>
-        <w:t xml:space="preserve">Served as the primary JP–VN liaison across the project lifecycle; trained new designers in both offices.</w:t>
-      </w:r>
-    </w:p>
-    <w:p>
-      <w:pPr>
-        <w:pStyle w:val="ListParagraph"/>
-        <w:numPr>
-          <w:ilvl w:val="0"/>
-          <w:numId w:val="2"/>
-        </w:numPr>
-        <w:spacing w:after="40"/>
-      </w:pPr>
-      <w:r>
-        <w:rPr>
-          <w:sz w:val="20"/>
-          <w:szCs w:val="20"/>
-        </w:rPr>
-        <w:t xml:space="preserve">Tuned battle feel with engineers in the in-house action-command system; directed BGM/SE/voice with sound designers.</w:t>
+        <w:t xml:space="preserve">Led the battle team; owned ranked PvP and GvG from GDD to live seasons, running continuously since 12/2024.</w:t>
+      </w:r>
+    </w:p>
+    <w:p>
+      <w:pPr>
+        <w:pStyle w:val="ListParagraph"/>
+        <w:numPr>
+          <w:ilvl w:val="0"/>
+          <w:numId w:val="2"/>
+        </w:numPr>
+        <w:spacing w:after="40"/>
+      </w:pPr>
+      <w:r>
+        <w:rPr>
+          <w:sz w:val="20"/>
+          <w:szCs w:val="20"/>
+        </w:rPr>
+        <w:t xml:space="preserve">Designed 60+ stages plus monsters, bosses and character skills from concept to balancing, all on schedule.</w:t>
+      </w:r>
+    </w:p>
+    <w:p>
+      <w:pPr>
+        <w:pStyle w:val="ListParagraph"/>
+        <w:numPr>
+          <w:ilvl w:val="0"/>
+          <w:numId w:val="2"/>
+        </w:numPr>
+        <w:spacing w:after="40"/>
+      </w:pPr>
+      <w:r>
+        <w:rPr>
+          <w:sz w:val="20"/>
+          <w:szCs w:val="20"/>
+        </w:rPr>
+        <w:t xml:space="preserve">Tuned battle feel with engineers and directed BGM/SE/voice; primary JP–VN liaison.</w:t>
       </w:r>
     </w:p>
     <w:p>
@@ -709,58 +571,24 @@
           <w:sz w:val="20"/>
           <w:szCs w:val="20"/>
         </w:rPr>
-        <w:t xml:space="preserve">Led the 4-person Vietnam team running live ops: event puzzles, gacha, campaigns, SNS and push notifications.</w:t>
-      </w:r>
-    </w:p>
-    <w:p>
-      <w:pPr>
-        <w:pStyle w:val="ListParagraph"/>
-        <w:numPr>
-          <w:ilvl w:val="0"/>
-          <w:numId w:val="2"/>
-        </w:numPr>
-        <w:spacing w:after="40"/>
-      </w:pPr>
-      <w:r>
-        <w:rPr>
-          <w:sz w:val="20"/>
-          <w:szCs w:val="20"/>
-        </w:rPr>
-        <w:t xml:space="preserve">Shipped an event every two weeks and a major campaign with a new or improved feature every quarter for 13 months with no missed release dates — idea to master data to release; wrote official release notes in Japanese.</w:t>
-      </w:r>
-    </w:p>
-    <w:p>
-      <w:pPr>
-        <w:pStyle w:val="ListParagraph"/>
-        <w:numPr>
-          <w:ilvl w:val="0"/>
-          <w:numId w:val="2"/>
-        </w:numPr>
-        <w:spacing w:after="40"/>
-      </w:pPr>
-      <w:r>
-        <w:rPr>
-          <w:sz w:val="20"/>
-          <w:szCs w:val="20"/>
-        </w:rPr>
-        <w:t xml:space="preserve">Designed event puzzle levels and set difficulty from live data (clear rate, completion, DAU, ARPPU).</w:t>
-      </w:r>
-    </w:p>
-    <w:p>
-      <w:pPr>
-        <w:pStyle w:val="ListParagraph"/>
-        <w:numPr>
-          <w:ilvl w:val="0"/>
-          <w:numId w:val="2"/>
-        </w:numPr>
-        <w:spacing w:after="40"/>
-      </w:pPr>
-      <w:r>
-        <w:rPr>
-          <w:sz w:val="20"/>
-          <w:szCs w:val="20"/>
-        </w:rPr>
-        <w:t xml:space="preserve">Shipped UI/UX improvements from competitive reference and wireframes through to release; worked on the "Cooking Raiha" idle-cooking system, which drew a strong positive player reaction on social media.</w:t>
+        <w:t xml:space="preserve">Led the 4-person Vietnam live-ops team: event puzzles, gacha, campaigns, SNS and push notifications.</w:t>
+      </w:r>
+    </w:p>
+    <w:p>
+      <w:pPr>
+        <w:pStyle w:val="ListParagraph"/>
+        <w:numPr>
+          <w:ilvl w:val="0"/>
+          <w:numId w:val="2"/>
+        </w:numPr>
+        <w:spacing w:after="40"/>
+      </w:pPr>
+      <w:r>
+        <w:rPr>
+          <w:sz w:val="20"/>
+          <w:szCs w:val="20"/>
+        </w:rPr>
+        <w:t xml:space="preserve">Held a two-week event and quarterly feature cadence for 13 months with no missed release dates; tuned puzzle difficulty from live data.</w:t>
       </w:r>
     </w:p>
     <w:p>
@@ -822,7 +650,7 @@
           <w:sz w:val="20"/>
           <w:szCs w:val="20"/>
         </w:rPr>
-        <w:t xml:space="preserve">2-person team (design + engineering): defined core gameplay, art direction and story; designed stages, monster behavior, player controls and lighting from prototype to release.</w:t>
+        <w:t xml:space="preserve">2-person team: defined core gameplay, art direction and story; designed stages, monster behavior and lighting.</w:t>
       </w:r>
     </w:p>
     <w:p>
@@ -865,7 +693,7 @@
           <w:sz w:val="20"/>
           <w:szCs w:val="20"/>
         </w:rPr>
-        <w:t xml:space="preserve">Solo rapid-prototyping exercise built in 4 hours: defined the core gameplay concept, design pillars, art direction and story background, then assembled a playable prototype using Unity assets and AI-assisted workflows.</w:t>
+        <w:t xml:space="preserve">4-hour solo prototype from concept and design pillars to a playable build.</w:t>
       </w:r>
     </w:p>
     <w:p>
@@ -910,7 +738,7 @@
           <w:sz w:val="20"/>
           <w:szCs w:val="20"/>
         </w:rPr>
-        <w:t xml:space="preserve">GDD authoring · systems &amp; combat design · level &amp; puzzle design · gacha/IAP economy · UI wireframing · playtest iteration</w:t>
+        <w:t xml:space="preserve">GDD authoring · systems &amp; combat design · level &amp; puzzle design · gacha/IAP economy · UI wireframing</w:t>
       </w:r>
     </w:p>
     <w:p>
@@ -988,7 +816,7 @@
           <w:sz w:val="20"/>
           <w:szCs w:val="20"/>
         </w:rPr>
-        <w:t xml:space="preserve">Figma · Unity · Redmine · Google Sheets · Cacoo · Excel · AI agents for QA, master data and documentation</w:t>
+        <w:t xml:space="preserve">Figma · Unity · Redmine · Google Sheets · Cacoo · Excel · AI agents</w:t>
       </w:r>
     </w:p>
     <w:p>
